--- a/docs/лаб8.docx
+++ b/docs/лаб8.docx
@@ -111,7 +111,7 @@
           <w:bCs/>
           <w:szCs w:val="28"/>
         </w:rPr>
-        <w:t>перспективной инженерии</w:t>
+        <w:t>Информационных технологий и кибербезопасности</w:t>
       </w:r>
     </w:p>
     <w:p>
@@ -307,7 +307,7 @@
           <w:b/>
           <w:color w:val="000000" w:themeColor="text1"/>
           <w:szCs w:val="28"/>
-          <w:lang w:val="en-US" w:eastAsia="ru-RU"/>
+          <w:lang w:eastAsia="ru-RU"/>
         </w:rPr>
       </w:pPr>
       <w:r>
@@ -807,7 +807,16 @@
                 <w:szCs w:val="28"/>
                 <w:u w:val="single"/>
               </w:rPr>
-              <w:t>, Института Перспективной Инженерии</w:t>
+              <w:t xml:space="preserve">, </w:t>
+            </w:r>
+            <w:r>
+              <w:rPr>
+                <w:bCs/>
+                <w:sz w:val="24"/>
+                <w:szCs w:val="24"/>
+                <w:u w:val="single"/>
+              </w:rPr>
+              <w:t>Информационных технологий и кибербезопасности</w:t>
             </w:r>
           </w:p>
           <w:p>
@@ -1212,6 +1221,18 @@
       <w:pPr>
         <w:spacing w:after="0" w:line="360" w:lineRule="auto"/>
         <w:ind w:firstLine="709"/>
+      </w:pPr>
+      <w:r>
+        <w:t xml:space="preserve">Ссылка на GitHub: </w:t>
+      </w:r>
+      <w:r>
+        <w:t>https://github.com/uu546/DesignPatternLabDerevyashkinVV</w:t>
+      </w:r>
+    </w:p>
+    <w:p>
+      <w:pPr>
+        <w:spacing w:after="0" w:line="360" w:lineRule="auto"/>
+        <w:ind w:firstLine="709"/>
         <w:jc w:val="center"/>
         <w:rPr>
           <w:rFonts w:cs="Times New Roman"/>
@@ -1360,6 +1381,7 @@
         <w:rPr>
           <w:szCs w:val="28"/>
         </w:rPr>
+        <w:lastRenderedPageBreak/>
         <w:t>Обход коллекций — единообразный доступ к элементам без раскрытия структуры.</w:t>
       </w:r>
     </w:p>
@@ -1380,7 +1402,6 @@
         <w:rPr>
           <w:szCs w:val="28"/>
         </w:rPr>
-        <w:lastRenderedPageBreak/>
         <w:t>Гибкое распределение ответственности между объектами.</w:t>
       </w:r>
     </w:p>
@@ -1461,7 +1482,6 @@
         <w:jc w:val="both"/>
         <w:rPr>
           <w:szCs w:val="28"/>
-          <w:lang w:val="en-US"/>
         </w:rPr>
       </w:pPr>
       <w:r>
@@ -1534,19 +1554,7 @@
         <w:rPr>
           <w:szCs w:val="28"/>
         </w:rPr>
-        <w:t>Позволяет избежать привязки отправителя запроса к его получателю, давая возможность нескольким объектам обработать запрос. Объекты-получатели связываются в цепочку, и запрос передаётся по ней до тех пор, пока один из объектов не обработает</w:t>
-      </w:r>
-      <w:r>
-        <w:rPr>
-          <w:szCs w:val="28"/>
-        </w:rPr>
-        <w:t xml:space="preserve"> запрос</w:t>
-      </w:r>
-      <w:r>
-        <w:rPr>
-          <w:szCs w:val="28"/>
-        </w:rPr>
-        <w:t>.</w:t>
+        <w:t>Позволяет избежать привязки отправителя запроса к его получателю, давая возможность нескольким объектам обработать запрос. Объекты-получатели связываются в цепочку, и запрос передаётся по ней до тех пор, пока один из объектов не обработает запрос.</w:t>
       </w:r>
     </w:p>
     <w:p>
@@ -1642,19 +1650,7 @@
         <w:rPr>
           <w:szCs w:val="28"/>
         </w:rPr>
-        <w:t>Требуется избежать привязки «отправитель</w:t>
-      </w:r>
-      <w:r>
-        <w:rPr>
-          <w:szCs w:val="28"/>
-        </w:rPr>
-        <w:t xml:space="preserve"> &lt;-&gt;</w:t>
-      </w:r>
-      <w:r>
-        <w:rPr>
-          <w:szCs w:val="28"/>
-        </w:rPr>
-        <w:t xml:space="preserve"> конкретный получатель».</w:t>
+        <w:t>Требуется избежать привязки «отправитель &lt;-&gt; конкретный получатель».</w:t>
       </w:r>
     </w:p>
     <w:p>
@@ -1683,13 +1679,7 @@
         <w:rPr>
           <w:szCs w:val="28"/>
         </w:rPr>
-        <w:t>классов</w:t>
-      </w:r>
-      <w:r>
-        <w:rPr>
-          <w:szCs w:val="28"/>
-        </w:rPr>
-        <w:t>:</w:t>
+        <w:t>классов:</w:t>
       </w:r>
     </w:p>
     <w:p>
@@ -1823,19 +1813,7 @@
         <w:rPr>
           <w:szCs w:val="28"/>
         </w:rPr>
-        <w:t>В</w:t>
-      </w:r>
-      <w:r>
-        <w:rPr>
-          <w:szCs w:val="28"/>
-        </w:rPr>
-        <w:t xml:space="preserve"> модел</w:t>
-      </w:r>
-      <w:r>
-        <w:rPr>
-          <w:szCs w:val="28"/>
-        </w:rPr>
-        <w:t xml:space="preserve">ь </w:t>
+        <w:t xml:space="preserve">В модель </w:t>
       </w:r>
       <w:proofErr w:type="spellStart"/>
       <w:r>
@@ -1849,79 +1827,14 @@
         <w:rPr>
           <w:szCs w:val="28"/>
         </w:rPr>
-        <w:t xml:space="preserve"> </w:t>
-      </w:r>
-      <w:r>
-        <w:rPr>
-          <w:szCs w:val="28"/>
-        </w:rPr>
-        <w:t xml:space="preserve">нужно </w:t>
-      </w:r>
-      <w:r>
-        <w:rPr>
-          <w:szCs w:val="28"/>
-        </w:rPr>
-        <w:t>добавить валидацию при создании точки.</w:t>
-      </w:r>
-      <w:r>
-        <w:rPr>
-          <w:szCs w:val="28"/>
-        </w:rPr>
-        <w:t xml:space="preserve"> П</w:t>
-      </w:r>
-      <w:r>
-        <w:rPr>
-          <w:szCs w:val="28"/>
-        </w:rPr>
-        <w:t>роверок несколько</w:t>
-      </w:r>
-      <w:r>
-        <w:rPr>
-          <w:szCs w:val="28"/>
-        </w:rPr>
-        <w:t xml:space="preserve"> </w:t>
-      </w:r>
-      <w:r>
-        <w:rPr>
-          <w:szCs w:val="28"/>
-        </w:rPr>
-        <w:t>и</w:t>
-      </w:r>
-      <w:r>
-        <w:rPr>
-          <w:szCs w:val="28"/>
-        </w:rPr>
-        <w:t xml:space="preserve"> оптимальное решение инкапсулировать</w:t>
-      </w:r>
-      <w:r>
-        <w:rPr>
-          <w:szCs w:val="28"/>
-        </w:rPr>
-        <w:t xml:space="preserve"> </w:t>
-      </w:r>
-      <w:r>
-        <w:rPr>
-          <w:szCs w:val="28"/>
-        </w:rPr>
-        <w:t>проверки(валидацию)</w:t>
-      </w:r>
-      <w:r>
-        <w:rPr>
-          <w:szCs w:val="28"/>
-        </w:rPr>
-        <w:t xml:space="preserve"> по отдельным классам</w:t>
-      </w:r>
-      <w:r>
-        <w:rPr>
-          <w:szCs w:val="28"/>
-        </w:rPr>
-        <w:t>,</w:t>
-      </w:r>
-      <w:r>
-        <w:rPr>
-          <w:szCs w:val="28"/>
-        </w:rPr>
-        <w:t xml:space="preserve"> каждая проверка отвечает ровно за одно правило:</w:t>
+        <w:t xml:space="preserve"> нужно добавить валидацию при создании точки. Проверок несколько и оптимальное решение инкапсулировать </w:t>
+      </w:r>
+      <w:r>
+        <w:rPr>
+          <w:szCs w:val="28"/>
+        </w:rPr>
+        <w:lastRenderedPageBreak/>
+        <w:t>проверки(валидацию) по отдельным классам, каждая проверка отвечает ровно за одно правило:</w:t>
       </w:r>
     </w:p>
     <w:p>
@@ -1961,38 +1874,7 @@
         <w:rPr>
           <w:szCs w:val="28"/>
         </w:rPr>
-        <w:lastRenderedPageBreak/>
-        <w:t xml:space="preserve">Координата в допустимом диапазоне </w:t>
-      </w:r>
-      <w:r>
-        <w:rPr>
-          <w:szCs w:val="28"/>
-        </w:rPr>
-        <w:t xml:space="preserve">(такая </w:t>
-      </w:r>
-      <w:r>
-        <w:rPr>
-          <w:szCs w:val="28"/>
-        </w:rPr>
-        <w:t xml:space="preserve">проверка </w:t>
-      </w:r>
-      <w:r>
-        <w:rPr>
-          <w:szCs w:val="28"/>
-        </w:rPr>
-        <w:t xml:space="preserve">есть </w:t>
-      </w:r>
-      <w:r>
-        <w:rPr>
-          <w:szCs w:val="28"/>
-        </w:rPr>
-        <w:t xml:space="preserve">внутри </w:t>
-      </w:r>
-      <w:r>
-        <w:rPr>
-          <w:szCs w:val="28"/>
-        </w:rPr>
-        <w:t xml:space="preserve">конструктора </w:t>
+        <w:t xml:space="preserve">Координата в допустимом диапазоне (такая проверка есть внутри конструктора </w:t>
       </w:r>
       <w:proofErr w:type="spellStart"/>
       <w:r>
@@ -2076,20 +1958,13 @@
         <w:jc w:val="both"/>
         <w:rPr>
           <w:szCs w:val="28"/>
-          <w:lang w:val="en-US"/>
-        </w:rPr>
-      </w:pPr>
-      <w:r>
-        <w:rPr>
-          <w:szCs w:val="28"/>
-        </w:rPr>
-        <w:t>К</w:t>
-      </w:r>
-      <w:r>
-        <w:rPr>
-          <w:szCs w:val="28"/>
-        </w:rPr>
-        <w:t>андидат</w:t>
+        </w:rPr>
+      </w:pPr>
+      <w:r>
+        <w:rPr>
+          <w:szCs w:val="28"/>
+        </w:rPr>
+        <w:t>Кандидат</w:t>
       </w:r>
       <w:r>
         <w:rPr>
@@ -2109,14 +1984,7 @@
           <w:szCs w:val="28"/>
           <w:lang w:val="en-US"/>
         </w:rPr>
-        <w:t xml:space="preserve"> Chain of Responsibility</w:t>
-      </w:r>
-      <w:r>
-        <w:rPr>
-          <w:szCs w:val="28"/>
-          <w:lang w:val="en-US"/>
-        </w:rPr>
-        <w:t xml:space="preserve"> - </w:t>
+        <w:t xml:space="preserve"> Chain of Responsibility - </w:t>
       </w:r>
       <w:r>
         <w:rPr>
@@ -2164,79 +2032,7 @@
         <w:rPr>
           <w:szCs w:val="28"/>
         </w:rPr>
-        <w:t>Каждый валидатор</w:t>
-      </w:r>
-      <w:r>
-        <w:rPr>
-          <w:szCs w:val="28"/>
-        </w:rPr>
-        <w:t xml:space="preserve"> – </w:t>
-      </w:r>
-      <w:r>
-        <w:rPr>
-          <w:szCs w:val="28"/>
-        </w:rPr>
-        <w:t>одна</w:t>
-      </w:r>
-      <w:r>
-        <w:rPr>
-          <w:szCs w:val="28"/>
-        </w:rPr>
-        <w:t xml:space="preserve"> атомарная</w:t>
-      </w:r>
-      <w:r>
-        <w:rPr>
-          <w:szCs w:val="28"/>
-        </w:rPr>
-        <w:t xml:space="preserve"> проверка; если проверка провалилась</w:t>
-      </w:r>
-      <w:r>
-        <w:rPr>
-          <w:szCs w:val="28"/>
-        </w:rPr>
-        <w:t xml:space="preserve"> -</w:t>
-      </w:r>
-      <w:r>
-        <w:rPr>
-          <w:szCs w:val="28"/>
-        </w:rPr>
-        <w:t>возвращаем результат с ошибкой; если прошла</w:t>
-      </w:r>
-      <w:r>
-        <w:rPr>
-          <w:szCs w:val="28"/>
-        </w:rPr>
-        <w:t xml:space="preserve"> – </w:t>
-      </w:r>
-      <w:r>
-        <w:rPr>
-          <w:szCs w:val="28"/>
-        </w:rPr>
-        <w:t>передаём</w:t>
-      </w:r>
-      <w:r>
-        <w:rPr>
-          <w:szCs w:val="28"/>
-        </w:rPr>
-        <w:t xml:space="preserve"> обьект точки</w:t>
-      </w:r>
-      <w:r>
-        <w:rPr>
-          <w:szCs w:val="28"/>
-        </w:rPr>
-        <w:t xml:space="preserve"> следующему</w:t>
-      </w:r>
-      <w:r>
-        <w:rPr>
-          <w:szCs w:val="28"/>
-        </w:rPr>
-        <w:t xml:space="preserve"> валидатору</w:t>
-      </w:r>
-      <w:r>
-        <w:rPr>
-          <w:szCs w:val="28"/>
-        </w:rPr>
-        <w:t>.</w:t>
+        <w:t>Каждый валидатор – одна атомарная проверка; если проверка провалилась -возвращаем результат с ошибкой; если прошла – передаём обьект точки следующему валидатору.</w:t>
       </w:r>
     </w:p>
     <w:p>
@@ -2318,6 +2114,7 @@
       </w:pPr>
       <w:r>
         <w:rPr>
+          <w:noProof/>
           <w:szCs w:val="28"/>
           <w:lang w:val="en-US"/>
         </w:rPr>
@@ -2772,7 +2569,6 @@
           <w:szCs w:val="28"/>
           <w:lang w:val="en-US"/>
         </w:rPr>
-        <w:lastRenderedPageBreak/>
         <w:t xml:space="preserve">        </w:t>
       </w:r>
       <w:proofErr w:type="spellStart"/>
@@ -3631,6 +3427,7 @@
         <w:rPr>
           <w:rFonts w:cs="Times New Roman"/>
           <w:szCs w:val="28"/>
+          <w:lang w:val="en-US"/>
         </w:rPr>
       </w:pPr>
       <w:r>
@@ -3645,42 +3442,35 @@
         <w:rPr>
           <w:rFonts w:cs="Times New Roman"/>
           <w:szCs w:val="28"/>
-        </w:rPr>
-        <w:t>/// &lt;</w:t>
-      </w:r>
-      <w:proofErr w:type="spellStart"/>
-      <w:r>
-        <w:rPr>
-          <w:rFonts w:cs="Times New Roman"/>
-          <w:szCs w:val="28"/>
-        </w:rPr>
-        <w:t>summary</w:t>
-      </w:r>
-      <w:proofErr w:type="spellEnd"/>
-      <w:r>
-        <w:rPr>
-          <w:rFonts w:cs="Times New Roman"/>
-          <w:szCs w:val="28"/>
-        </w:rPr>
-        <w:t>&gt;</w:t>
-      </w:r>
-    </w:p>
-    <w:p>
-      <w:pPr>
-        <w:spacing w:after="0" w:line="360" w:lineRule="auto"/>
-        <w:ind w:firstLine="709"/>
-        <w:jc w:val="both"/>
-        <w:rPr>
-          <w:rFonts w:cs="Times New Roman"/>
-          <w:szCs w:val="28"/>
-        </w:rPr>
-      </w:pPr>
-      <w:r>
-        <w:rPr>
-          <w:rFonts w:cs="Times New Roman"/>
-          <w:szCs w:val="28"/>
-        </w:rPr>
-        <w:t xml:space="preserve">    /// Проверяет точку. Если валидатор считает проверку своей —</w:t>
+          <w:lang w:val="en-US"/>
+        </w:rPr>
+        <w:t>/// &lt;summary&gt;</w:t>
+      </w:r>
+    </w:p>
+    <w:p>
+      <w:pPr>
+        <w:spacing w:after="0" w:line="360" w:lineRule="auto"/>
+        <w:ind w:firstLine="709"/>
+        <w:jc w:val="both"/>
+        <w:rPr>
+          <w:rFonts w:cs="Times New Roman"/>
+          <w:szCs w:val="28"/>
+        </w:rPr>
+      </w:pPr>
+      <w:r>
+        <w:rPr>
+          <w:rFonts w:cs="Times New Roman"/>
+          <w:szCs w:val="28"/>
+          <w:lang w:val="en-US"/>
+        </w:rPr>
+        <w:t xml:space="preserve">    </w:t>
+      </w:r>
+      <w:r>
+        <w:rPr>
+          <w:rFonts w:cs="Times New Roman"/>
+          <w:szCs w:val="28"/>
+        </w:rPr>
+        <w:t>/// Проверяет точку. Если валидатор считает проверку своей —</w:t>
       </w:r>
     </w:p>
     <w:p>
@@ -3745,6 +3535,7 @@
           <w:szCs w:val="28"/>
           <w:lang w:val="en-US"/>
         </w:rPr>
+        <w:lastRenderedPageBreak/>
         <w:t xml:space="preserve">    </w:t>
       </w:r>
       <w:proofErr w:type="spellStart"/>
@@ -3802,12 +3593,14 @@
         <w:rPr>
           <w:rFonts w:cs="Times New Roman"/>
           <w:szCs w:val="28"/>
-        </w:rPr>
-      </w:pPr>
-      <w:r>
-        <w:rPr>
-          <w:rFonts w:cs="Times New Roman"/>
-          <w:szCs w:val="28"/>
+          <w:lang w:val="en-US"/>
+        </w:rPr>
+      </w:pPr>
+      <w:r>
+        <w:rPr>
+          <w:rFonts w:cs="Times New Roman"/>
+          <w:szCs w:val="28"/>
+          <w:lang w:val="en-US"/>
         </w:rPr>
         <w:t>}</w:t>
       </w:r>
@@ -3861,7 +3654,6 @@
           <w:rFonts w:cs="Times New Roman"/>
           <w:szCs w:val="28"/>
         </w:rPr>
-        <w:lastRenderedPageBreak/>
         <w:t>/// Базовый обработчик с готовой логикой передачи по цепочке.</w:t>
       </w:r>
     </w:p>
@@ -4578,6 +4370,7 @@
         <w:rPr>
           <w:rFonts w:cs="Times New Roman"/>
           <w:szCs w:val="28"/>
+          <w:lang w:val="en-US"/>
         </w:rPr>
       </w:pPr>
       <w:r>
@@ -4592,6 +4385,7 @@
         <w:rPr>
           <w:rFonts w:cs="Times New Roman"/>
           <w:szCs w:val="28"/>
+          <w:lang w:val="en-US"/>
         </w:rPr>
         <w:t>}</w:t>
       </w:r>
@@ -4604,41 +4398,28 @@
         <w:rPr>
           <w:rFonts w:cs="Times New Roman"/>
           <w:szCs w:val="28"/>
-        </w:rPr>
-      </w:pPr>
-    </w:p>
-    <w:p>
-      <w:pPr>
-        <w:spacing w:after="0" w:line="360" w:lineRule="auto"/>
-        <w:ind w:firstLine="709"/>
-        <w:jc w:val="both"/>
-        <w:rPr>
-          <w:rFonts w:cs="Times New Roman"/>
-          <w:szCs w:val="28"/>
-        </w:rPr>
-      </w:pPr>
-      <w:r>
-        <w:rPr>
-          <w:rFonts w:cs="Times New Roman"/>
-          <w:szCs w:val="28"/>
-        </w:rPr>
-        <w:t xml:space="preserve">        </w:t>
-      </w:r>
-      <w:proofErr w:type="spellStart"/>
-      <w:r>
-        <w:rPr>
-          <w:rFonts w:cs="Times New Roman"/>
-          <w:szCs w:val="28"/>
-        </w:rPr>
-        <w:t>return</w:t>
-      </w:r>
-      <w:proofErr w:type="spellEnd"/>
-      <w:r>
-        <w:rPr>
-          <w:rFonts w:cs="Times New Roman"/>
-          <w:szCs w:val="28"/>
-        </w:rPr>
-        <w:t xml:space="preserve"> _</w:t>
+          <w:lang w:val="en-US"/>
+        </w:rPr>
+      </w:pPr>
+    </w:p>
+    <w:p>
+      <w:pPr>
+        <w:spacing w:after="0" w:line="360" w:lineRule="auto"/>
+        <w:ind w:firstLine="709"/>
+        <w:jc w:val="both"/>
+        <w:rPr>
+          <w:rFonts w:cs="Times New Roman"/>
+          <w:szCs w:val="28"/>
+          <w:lang w:val="en-US"/>
+        </w:rPr>
+      </w:pPr>
+      <w:r>
+        <w:rPr>
+          <w:rFonts w:cs="Times New Roman"/>
+          <w:szCs w:val="28"/>
+          <w:lang w:val="en-US"/>
+        </w:rPr>
+        <w:t xml:space="preserve">        return _</w:t>
       </w:r>
       <w:proofErr w:type="spellStart"/>
       <w:proofErr w:type="gramStart"/>
@@ -4646,6 +4427,7 @@
         <w:rPr>
           <w:rFonts w:cs="Times New Roman"/>
           <w:szCs w:val="28"/>
+          <w:lang w:val="en-US"/>
         </w:rPr>
         <w:t>next.Validate</w:t>
       </w:r>
@@ -4655,41 +4437,29 @@
         <w:rPr>
           <w:rFonts w:cs="Times New Roman"/>
           <w:szCs w:val="28"/>
-        </w:rPr>
-        <w:t>(</w:t>
-      </w:r>
-      <w:proofErr w:type="spellStart"/>
-      <w:r>
-        <w:rPr>
-          <w:rFonts w:cs="Times New Roman"/>
-          <w:szCs w:val="28"/>
-        </w:rPr>
-        <w:t>poi</w:t>
-      </w:r>
-      <w:proofErr w:type="spellEnd"/>
-      <w:r>
-        <w:rPr>
-          <w:rFonts w:cs="Times New Roman"/>
-          <w:szCs w:val="28"/>
-        </w:rPr>
-        <w:t>);</w:t>
-      </w:r>
-    </w:p>
-    <w:p>
-      <w:pPr>
-        <w:spacing w:after="0" w:line="360" w:lineRule="auto"/>
-        <w:ind w:firstLine="709"/>
-        <w:jc w:val="both"/>
-        <w:rPr>
-          <w:rFonts w:cs="Times New Roman"/>
-          <w:szCs w:val="28"/>
-        </w:rPr>
-      </w:pPr>
-      <w:r>
-        <w:rPr>
-          <w:rFonts w:cs="Times New Roman"/>
-          <w:szCs w:val="28"/>
-        </w:rPr>
+          <w:lang w:val="en-US"/>
+        </w:rPr>
+        <w:t>(poi);</w:t>
+      </w:r>
+    </w:p>
+    <w:p>
+      <w:pPr>
+        <w:spacing w:after="0" w:line="360" w:lineRule="auto"/>
+        <w:ind w:firstLine="709"/>
+        <w:jc w:val="both"/>
+        <w:rPr>
+          <w:rFonts w:cs="Times New Roman"/>
+          <w:szCs w:val="28"/>
+          <w:lang w:val="en-US"/>
+        </w:rPr>
+      </w:pPr>
+      <w:r>
+        <w:rPr>
+          <w:rFonts w:cs="Times New Roman"/>
+          <w:szCs w:val="28"/>
+          <w:lang w:val="en-US"/>
+        </w:rPr>
+        <w:lastRenderedPageBreak/>
         <w:t xml:space="preserve">    }</w:t>
       </w:r>
     </w:p>
@@ -4708,6 +4478,7 @@
         <w:rPr>
           <w:rFonts w:cs="Times New Roman"/>
           <w:szCs w:val="28"/>
+          <w:lang w:val="en-US"/>
         </w:rPr>
         <w:t>}</w:t>
       </w:r>
@@ -4720,48 +4491,33 @@
         <w:rPr>
           <w:rFonts w:cs="Times New Roman"/>
           <w:szCs w:val="28"/>
-        </w:rPr>
-      </w:pPr>
-      <w:r>
-        <w:rPr>
-          <w:rFonts w:cs="Times New Roman"/>
-          <w:szCs w:val="28"/>
-        </w:rPr>
-        <w:t>/// &lt;</w:t>
-      </w:r>
-      <w:proofErr w:type="spellStart"/>
-      <w:r>
-        <w:rPr>
-          <w:rFonts w:cs="Times New Roman"/>
-          <w:szCs w:val="28"/>
-        </w:rPr>
-        <w:t>summary</w:t>
-      </w:r>
-      <w:proofErr w:type="spellEnd"/>
-      <w:r>
-        <w:rPr>
-          <w:rFonts w:cs="Times New Roman"/>
-          <w:szCs w:val="28"/>
-        </w:rPr>
-        <w:t>&gt;</w:t>
-      </w:r>
-    </w:p>
-    <w:p>
-      <w:pPr>
-        <w:spacing w:after="0" w:line="360" w:lineRule="auto"/>
-        <w:ind w:firstLine="709"/>
-        <w:jc w:val="both"/>
-        <w:rPr>
-          <w:rFonts w:cs="Times New Roman"/>
-          <w:szCs w:val="28"/>
-        </w:rPr>
-      </w:pPr>
-      <w:r>
-        <w:rPr>
-          <w:rFonts w:cs="Times New Roman"/>
-          <w:szCs w:val="28"/>
-        </w:rPr>
-        <w:lastRenderedPageBreak/>
+          <w:lang w:val="en-US"/>
+        </w:rPr>
+      </w:pPr>
+      <w:r>
+        <w:rPr>
+          <w:rFonts w:cs="Times New Roman"/>
+          <w:szCs w:val="28"/>
+          <w:lang w:val="en-US"/>
+        </w:rPr>
+        <w:t>/// &lt;summary&gt;</w:t>
+      </w:r>
+    </w:p>
+    <w:p>
+      <w:pPr>
+        <w:spacing w:after="0" w:line="360" w:lineRule="auto"/>
+        <w:ind w:firstLine="709"/>
+        <w:jc w:val="both"/>
+        <w:rPr>
+          <w:rFonts w:cs="Times New Roman"/>
+          <w:szCs w:val="28"/>
+        </w:rPr>
+      </w:pPr>
+      <w:r>
+        <w:rPr>
+          <w:rFonts w:cs="Times New Roman"/>
+          <w:szCs w:val="28"/>
+        </w:rPr>
         <w:t xml:space="preserve">/// </w:t>
       </w:r>
       <w:proofErr w:type="spellStart"/>
@@ -5705,6 +5461,7 @@
           <w:szCs w:val="28"/>
           <w:lang w:val="en-US"/>
         </w:rPr>
+        <w:lastRenderedPageBreak/>
         <w:t xml:space="preserve">            return </w:t>
       </w:r>
       <w:proofErr w:type="spellStart"/>
@@ -6621,6 +6378,7 @@
         <w:rPr>
           <w:rFonts w:cs="Times New Roman"/>
           <w:szCs w:val="28"/>
+          <w:lang w:val="en-US"/>
         </w:rPr>
       </w:pPr>
       <w:r>
@@ -6635,6 +6393,7 @@
         <w:rPr>
           <w:rFonts w:cs="Times New Roman"/>
           <w:szCs w:val="28"/>
+          <w:lang w:val="en-US"/>
         </w:rPr>
         <w:t>}</w:t>
       </w:r>
@@ -6647,208 +6406,235 @@
         <w:rPr>
           <w:rFonts w:cs="Times New Roman"/>
           <w:szCs w:val="28"/>
-        </w:rPr>
-      </w:pPr>
-    </w:p>
-    <w:p>
-      <w:pPr>
-        <w:spacing w:after="0" w:line="360" w:lineRule="auto"/>
-        <w:ind w:firstLine="709"/>
-        <w:jc w:val="both"/>
-        <w:rPr>
-          <w:rFonts w:cs="Times New Roman"/>
-          <w:szCs w:val="28"/>
-        </w:rPr>
-      </w:pPr>
-      <w:r>
-        <w:rPr>
-          <w:rFonts w:cs="Times New Roman"/>
-          <w:szCs w:val="28"/>
-        </w:rPr>
-        <w:t xml:space="preserve">        </w:t>
+          <w:lang w:val="en-US"/>
+        </w:rPr>
+      </w:pPr>
+    </w:p>
+    <w:p>
+      <w:pPr>
+        <w:spacing w:after="0" w:line="360" w:lineRule="auto"/>
+        <w:ind w:firstLine="709"/>
+        <w:jc w:val="both"/>
+        <w:rPr>
+          <w:rFonts w:cs="Times New Roman"/>
+          <w:szCs w:val="28"/>
+          <w:lang w:val="en-US"/>
+        </w:rPr>
+      </w:pPr>
+      <w:r>
+        <w:rPr>
+          <w:rFonts w:cs="Times New Roman"/>
+          <w:szCs w:val="28"/>
+          <w:lang w:val="en-US"/>
+        </w:rPr>
+        <w:t xml:space="preserve">        return </w:t>
       </w:r>
       <w:proofErr w:type="spellStart"/>
       <w:r>
         <w:rPr>
           <w:rFonts w:cs="Times New Roman"/>
           <w:szCs w:val="28"/>
-        </w:rPr>
-        <w:t>return</w:t>
+          <w:lang w:val="en-US"/>
+        </w:rPr>
+        <w:t>PassToNext</w:t>
       </w:r>
       <w:proofErr w:type="spellEnd"/>
       <w:r>
         <w:rPr>
           <w:rFonts w:cs="Times New Roman"/>
           <w:szCs w:val="28"/>
+          <w:lang w:val="en-US"/>
+        </w:rPr>
+        <w:t>(poi);</w:t>
+      </w:r>
+    </w:p>
+    <w:p>
+      <w:pPr>
+        <w:spacing w:after="0" w:line="360" w:lineRule="auto"/>
+        <w:ind w:firstLine="709"/>
+        <w:jc w:val="both"/>
+        <w:rPr>
+          <w:rFonts w:cs="Times New Roman"/>
+          <w:szCs w:val="28"/>
+          <w:lang w:val="en-US"/>
+        </w:rPr>
+      </w:pPr>
+      <w:r>
+        <w:rPr>
+          <w:rFonts w:cs="Times New Roman"/>
+          <w:szCs w:val="28"/>
+          <w:lang w:val="en-US"/>
+        </w:rPr>
+        <w:t xml:space="preserve">    }</w:t>
+      </w:r>
+    </w:p>
+    <w:p>
+      <w:pPr>
+        <w:spacing w:after="0" w:line="360" w:lineRule="auto"/>
+        <w:ind w:firstLine="709"/>
+        <w:jc w:val="both"/>
+        <w:rPr>
+          <w:rFonts w:cs="Times New Roman"/>
+          <w:szCs w:val="28"/>
+          <w:lang w:val="en-US"/>
+        </w:rPr>
+      </w:pPr>
+      <w:r>
+        <w:rPr>
+          <w:rFonts w:cs="Times New Roman"/>
+          <w:szCs w:val="28"/>
+          <w:lang w:val="en-US"/>
+        </w:rPr>
+        <w:t>}</w:t>
+      </w:r>
+    </w:p>
+    <w:p>
+      <w:pPr>
+        <w:spacing w:after="0" w:line="360" w:lineRule="auto"/>
+        <w:ind w:firstLine="709"/>
+        <w:jc w:val="both"/>
+        <w:rPr>
+          <w:rFonts w:cs="Times New Roman"/>
+          <w:szCs w:val="28"/>
+          <w:lang w:val="en-US"/>
+        </w:rPr>
+      </w:pPr>
+    </w:p>
+    <w:p>
+      <w:pPr>
+        <w:spacing w:after="0" w:line="360" w:lineRule="auto"/>
+        <w:ind w:firstLine="709"/>
+        <w:jc w:val="both"/>
+        <w:rPr>
+          <w:rFonts w:cs="Times New Roman"/>
+          <w:szCs w:val="28"/>
+          <w:lang w:val="en-US"/>
+        </w:rPr>
+      </w:pPr>
+      <w:r>
+        <w:rPr>
+          <w:rFonts w:cs="Times New Roman"/>
+          <w:szCs w:val="28"/>
+          <w:lang w:val="en-US"/>
+        </w:rPr>
+        <w:t>/// &lt;summary&gt;</w:t>
+      </w:r>
+    </w:p>
+    <w:p>
+      <w:pPr>
+        <w:spacing w:after="0" w:line="360" w:lineRule="auto"/>
+        <w:ind w:firstLine="709"/>
+        <w:jc w:val="both"/>
+        <w:rPr>
+          <w:rFonts w:cs="Times New Roman"/>
+          <w:szCs w:val="28"/>
+          <w:lang w:val="en-US"/>
+        </w:rPr>
+      </w:pPr>
+      <w:r>
+        <w:rPr>
+          <w:rFonts w:cs="Times New Roman"/>
+          <w:szCs w:val="28"/>
+          <w:lang w:val="en-US"/>
+        </w:rPr>
+        <w:t xml:space="preserve">/// </w:t>
+      </w:r>
+      <w:proofErr w:type="spellStart"/>
+      <w:r>
+        <w:rPr>
+          <w:rFonts w:cs="Times New Roman"/>
+          <w:szCs w:val="28"/>
+          <w:lang w:val="en-US"/>
+        </w:rPr>
+        <w:t>ConcreteHandler</w:t>
+      </w:r>
+      <w:proofErr w:type="spellEnd"/>
+      <w:r>
+        <w:rPr>
+          <w:rFonts w:cs="Times New Roman"/>
+          <w:szCs w:val="28"/>
+          <w:lang w:val="en-US"/>
+        </w:rPr>
+        <w:t xml:space="preserve">: </w:t>
+      </w:r>
+      <w:r>
+        <w:rPr>
+          <w:rFonts w:cs="Times New Roman"/>
+          <w:szCs w:val="28"/>
+        </w:rPr>
+        <w:t>проверяет</w:t>
+      </w:r>
+      <w:r>
+        <w:rPr>
+          <w:rFonts w:cs="Times New Roman"/>
+          <w:szCs w:val="28"/>
+          <w:lang w:val="en-US"/>
         </w:rPr>
         <w:t xml:space="preserve"> </w:t>
       </w:r>
-      <w:proofErr w:type="spellStart"/>
-      <w:r>
-        <w:rPr>
-          <w:rFonts w:cs="Times New Roman"/>
-          <w:szCs w:val="28"/>
-        </w:rPr>
-        <w:t>PassToNext</w:t>
-      </w:r>
-      <w:proofErr w:type="spellEnd"/>
-      <w:r>
-        <w:rPr>
-          <w:rFonts w:cs="Times New Roman"/>
-          <w:szCs w:val="28"/>
-        </w:rPr>
-        <w:t>(</w:t>
-      </w:r>
-      <w:proofErr w:type="spellStart"/>
-      <w:r>
-        <w:rPr>
-          <w:rFonts w:cs="Times New Roman"/>
-          <w:szCs w:val="28"/>
-        </w:rPr>
-        <w:t>poi</w:t>
-      </w:r>
-      <w:proofErr w:type="spellEnd"/>
-      <w:r>
-        <w:rPr>
-          <w:rFonts w:cs="Times New Roman"/>
-          <w:szCs w:val="28"/>
-        </w:rPr>
-        <w:t>);</w:t>
-      </w:r>
-    </w:p>
-    <w:p>
-      <w:pPr>
-        <w:spacing w:after="0" w:line="360" w:lineRule="auto"/>
-        <w:ind w:firstLine="709"/>
-        <w:jc w:val="both"/>
-        <w:rPr>
-          <w:rFonts w:cs="Times New Roman"/>
-          <w:szCs w:val="28"/>
-        </w:rPr>
-      </w:pPr>
-      <w:r>
-        <w:rPr>
-          <w:rFonts w:cs="Times New Roman"/>
-          <w:szCs w:val="28"/>
-        </w:rPr>
-        <w:t xml:space="preserve">    }</w:t>
-      </w:r>
-    </w:p>
-    <w:p>
-      <w:pPr>
-        <w:spacing w:after="0" w:line="360" w:lineRule="auto"/>
-        <w:ind w:firstLine="709"/>
-        <w:jc w:val="both"/>
-        <w:rPr>
-          <w:rFonts w:cs="Times New Roman"/>
-          <w:szCs w:val="28"/>
-        </w:rPr>
-      </w:pPr>
-      <w:r>
-        <w:rPr>
-          <w:rFonts w:cs="Times New Roman"/>
-          <w:szCs w:val="28"/>
-        </w:rPr>
-        <w:t>}</w:t>
-      </w:r>
-    </w:p>
-    <w:p>
-      <w:pPr>
-        <w:spacing w:after="0" w:line="360" w:lineRule="auto"/>
-        <w:ind w:firstLine="709"/>
-        <w:jc w:val="both"/>
-        <w:rPr>
-          <w:rFonts w:cs="Times New Roman"/>
-          <w:szCs w:val="28"/>
-        </w:rPr>
-      </w:pPr>
-    </w:p>
-    <w:p>
-      <w:pPr>
-        <w:spacing w:after="0" w:line="360" w:lineRule="auto"/>
-        <w:ind w:firstLine="709"/>
-        <w:jc w:val="both"/>
-        <w:rPr>
-          <w:rFonts w:cs="Times New Roman"/>
-          <w:szCs w:val="28"/>
-        </w:rPr>
-      </w:pPr>
-      <w:r>
-        <w:rPr>
-          <w:rFonts w:cs="Times New Roman"/>
-          <w:szCs w:val="28"/>
-        </w:rPr>
-        <w:t>/// &lt;</w:t>
-      </w:r>
-      <w:proofErr w:type="spellStart"/>
-      <w:r>
-        <w:rPr>
-          <w:rFonts w:cs="Times New Roman"/>
-          <w:szCs w:val="28"/>
-        </w:rPr>
-        <w:t>summary</w:t>
-      </w:r>
-      <w:proofErr w:type="spellEnd"/>
-      <w:r>
-        <w:rPr>
-          <w:rFonts w:cs="Times New Roman"/>
-          <w:szCs w:val="28"/>
-        </w:rPr>
-        <w:t>&gt;</w:t>
-      </w:r>
-    </w:p>
-    <w:p>
-      <w:pPr>
-        <w:spacing w:after="0" w:line="360" w:lineRule="auto"/>
-        <w:ind w:firstLine="709"/>
-        <w:jc w:val="both"/>
-        <w:rPr>
-          <w:rFonts w:cs="Times New Roman"/>
-          <w:szCs w:val="28"/>
-        </w:rPr>
-      </w:pPr>
-      <w:r>
-        <w:rPr>
-          <w:rFonts w:cs="Times New Roman"/>
-          <w:szCs w:val="28"/>
-        </w:rPr>
-        <w:t xml:space="preserve">/// </w:t>
-      </w:r>
-      <w:proofErr w:type="spellStart"/>
-      <w:r>
-        <w:rPr>
-          <w:rFonts w:cs="Times New Roman"/>
-          <w:szCs w:val="28"/>
-        </w:rPr>
-        <w:t>ConcreteHandler</w:t>
-      </w:r>
-      <w:proofErr w:type="spellEnd"/>
-      <w:r>
-        <w:rPr>
-          <w:rFonts w:cs="Times New Roman"/>
-          <w:szCs w:val="28"/>
-        </w:rPr>
-        <w:t>: проверяет категорию (если указана).</w:t>
-      </w:r>
-    </w:p>
-    <w:p>
-      <w:pPr>
-        <w:spacing w:after="0" w:line="360" w:lineRule="auto"/>
-        <w:ind w:firstLine="709"/>
-        <w:jc w:val="both"/>
-        <w:rPr>
-          <w:rFonts w:cs="Times New Roman"/>
-          <w:szCs w:val="28"/>
-          <w:lang w:val="en-US"/>
-        </w:rPr>
-      </w:pPr>
-      <w:r>
-        <w:rPr>
-          <w:rFonts w:cs="Times New Roman"/>
-          <w:szCs w:val="28"/>
-          <w:lang w:val="en-US"/>
-        </w:rPr>
-        <w:lastRenderedPageBreak/>
+      <w:r>
+        <w:rPr>
+          <w:rFonts w:cs="Times New Roman"/>
+          <w:szCs w:val="28"/>
+        </w:rPr>
+        <w:t>категорию</w:t>
+      </w:r>
+      <w:r>
+        <w:rPr>
+          <w:rFonts w:cs="Times New Roman"/>
+          <w:szCs w:val="28"/>
+          <w:lang w:val="en-US"/>
+        </w:rPr>
+        <w:t xml:space="preserve"> (</w:t>
+      </w:r>
+      <w:r>
+        <w:rPr>
+          <w:rFonts w:cs="Times New Roman"/>
+          <w:szCs w:val="28"/>
+        </w:rPr>
+        <w:t>если</w:t>
+      </w:r>
+      <w:r>
+        <w:rPr>
+          <w:rFonts w:cs="Times New Roman"/>
+          <w:szCs w:val="28"/>
+          <w:lang w:val="en-US"/>
+        </w:rPr>
+        <w:t xml:space="preserve"> </w:t>
+      </w:r>
+      <w:r>
+        <w:rPr>
+          <w:rFonts w:cs="Times New Roman"/>
+          <w:szCs w:val="28"/>
+        </w:rPr>
+        <w:t>указана</w:t>
+      </w:r>
+      <w:r>
+        <w:rPr>
+          <w:rFonts w:cs="Times New Roman"/>
+          <w:szCs w:val="28"/>
+          <w:lang w:val="en-US"/>
+        </w:rPr>
+        <w:t>).</w:t>
+      </w:r>
+    </w:p>
+    <w:p>
+      <w:pPr>
+        <w:spacing w:after="0" w:line="360" w:lineRule="auto"/>
+        <w:ind w:firstLine="709"/>
+        <w:jc w:val="both"/>
+        <w:rPr>
+          <w:rFonts w:cs="Times New Roman"/>
+          <w:szCs w:val="28"/>
+          <w:lang w:val="en-US"/>
+        </w:rPr>
+      </w:pPr>
+      <w:r>
+        <w:rPr>
+          <w:rFonts w:cs="Times New Roman"/>
+          <w:szCs w:val="28"/>
+          <w:lang w:val="en-US"/>
+        </w:rPr>
         <w:t>/// &lt;/summary&gt;</w:t>
       </w:r>
     </w:p>
@@ -7415,16 +7201,29 @@
         <w:rPr>
           <w:rFonts w:cs="Times New Roman"/>
           <w:szCs w:val="28"/>
-          <w:lang w:val="en-US"/>
-        </w:rPr>
-      </w:pPr>
-      <w:r>
-        <w:rPr>
-          <w:rFonts w:cs="Times New Roman"/>
-          <w:szCs w:val="28"/>
-          <w:lang w:val="en-US"/>
-        </w:rPr>
-        <w:t>/// &lt;summary&gt;</w:t>
+        </w:rPr>
+      </w:pPr>
+      <w:r>
+        <w:rPr>
+          <w:rFonts w:cs="Times New Roman"/>
+          <w:szCs w:val="28"/>
+        </w:rPr>
+        <w:t>/// &lt;</w:t>
+      </w:r>
+      <w:r>
+        <w:rPr>
+          <w:rFonts w:cs="Times New Roman"/>
+          <w:szCs w:val="28"/>
+          <w:lang w:val="en-US"/>
+        </w:rPr>
+        <w:t>summary</w:t>
+      </w:r>
+      <w:r>
+        <w:rPr>
+          <w:rFonts w:cs="Times New Roman"/>
+          <w:szCs w:val="28"/>
+        </w:rPr>
+        <w:t>&gt;</w:t>
       </w:r>
     </w:p>
     <w:p>
@@ -7719,7 +7518,6 @@
           <w:szCs w:val="28"/>
           <w:lang w:val="en-US"/>
         </w:rPr>
-        <w:lastRenderedPageBreak/>
         <w:t xml:space="preserve">        </w:t>
       </w:r>
       <w:proofErr w:type="spellStart"/>
@@ -8349,6 +8147,7 @@
         <w:rPr>
           <w:rFonts w:cs="Times New Roman"/>
           <w:szCs w:val="28"/>
+          <w:lang w:val="en-US"/>
         </w:rPr>
       </w:pPr>
       <w:r>
@@ -8368,14 +8167,53 @@
         <w:rPr>
           <w:rFonts w:cs="Times New Roman"/>
           <w:szCs w:val="28"/>
-        </w:rPr>
-      </w:pPr>
-      <w:r>
-        <w:rPr>
-          <w:rFonts w:cs="Times New Roman"/>
-          <w:szCs w:val="28"/>
-        </w:rPr>
-        <w:t xml:space="preserve">Демонстрация работы паттерна </w:t>
+          <w:lang w:val="en-US"/>
+        </w:rPr>
+      </w:pPr>
+      <w:r>
+        <w:rPr>
+          <w:rFonts w:cs="Times New Roman"/>
+          <w:szCs w:val="28"/>
+        </w:rPr>
+        <w:t>Демонстрация</w:t>
+      </w:r>
+      <w:r>
+        <w:rPr>
+          <w:rFonts w:cs="Times New Roman"/>
+          <w:szCs w:val="28"/>
+          <w:lang w:val="en-US"/>
+        </w:rPr>
+        <w:t xml:space="preserve"> </w:t>
+      </w:r>
+      <w:r>
+        <w:rPr>
+          <w:rFonts w:cs="Times New Roman"/>
+          <w:szCs w:val="28"/>
+        </w:rPr>
+        <w:t>работы</w:t>
+      </w:r>
+      <w:r>
+        <w:rPr>
+          <w:rFonts w:cs="Times New Roman"/>
+          <w:szCs w:val="28"/>
+          <w:lang w:val="en-US"/>
+        </w:rPr>
+        <w:t xml:space="preserve"> </w:t>
+      </w:r>
+      <w:r>
+        <w:rPr>
+          <w:rFonts w:cs="Times New Roman"/>
+          <w:szCs w:val="28"/>
+        </w:rPr>
+        <w:t>паттерна</w:t>
+      </w:r>
+      <w:r>
+        <w:rPr>
+          <w:rFonts w:cs="Times New Roman"/>
+          <w:szCs w:val="28"/>
+          <w:lang w:val="en-US"/>
+        </w:rPr>
+        <w:t xml:space="preserve"> </w:t>
       </w:r>
       <w:r>
         <w:rPr>
@@ -8389,6 +8227,7 @@
         <w:rPr>
           <w:rFonts w:cs="Times New Roman"/>
           <w:szCs w:val="28"/>
+          <w:lang w:val="en-US"/>
         </w:rPr>
         <w:t xml:space="preserve"> </w:t>
       </w:r>
@@ -8404,6 +8243,7 @@
         <w:rPr>
           <w:rFonts w:cs="Times New Roman"/>
           <w:szCs w:val="28"/>
+          <w:lang w:val="en-US"/>
         </w:rPr>
         <w:t xml:space="preserve"> </w:t>
       </w:r>
@@ -8751,6 +8591,7 @@
           <w:szCs w:val="28"/>
           <w:lang w:val="en-US"/>
         </w:rPr>
+        <w:lastRenderedPageBreak/>
         <w:t xml:space="preserve">    Rating = 4.5,</w:t>
       </w:r>
     </w:p>
@@ -8846,7 +8687,6 @@
           <w:szCs w:val="28"/>
           <w:lang w:val="en-US"/>
         </w:rPr>
-        <w:lastRenderedPageBreak/>
         <w:t>System.Console.WriteLine</w:t>
       </w:r>
       <w:proofErr w:type="spellEnd"/>
@@ -9848,6 +9688,7 @@
           <w:szCs w:val="28"/>
           <w:lang w:val="en-US"/>
         </w:rPr>
+        <w:lastRenderedPageBreak/>
         <w:t xml:space="preserve">    Coordinate = new </w:t>
       </w:r>
       <w:proofErr w:type="gramStart"/>
@@ -9926,7 +9767,6 @@
           <w:szCs w:val="28"/>
           <w:lang w:val="en-US"/>
         </w:rPr>
-        <w:lastRenderedPageBreak/>
         <w:t>};</w:t>
       </w:r>
     </w:p>
@@ -9938,6 +9778,7 @@
         <w:rPr>
           <w:rFonts w:cs="Times New Roman"/>
           <w:szCs w:val="28"/>
+          <w:lang w:val="en-US"/>
         </w:rPr>
       </w:pPr>
       <w:proofErr w:type="spellStart"/>
@@ -10040,6 +9881,7 @@
       </w:pPr>
       <w:r>
         <w:rPr>
+          <w:noProof/>
           <w:szCs w:val="28"/>
         </w:rPr>
         <w:drawing>
@@ -10207,13 +10049,7 @@
         <w:rPr>
           <w:szCs w:val="28"/>
         </w:rPr>
-        <w:t>Результат</w:t>
-      </w:r>
-      <w:r>
-        <w:rPr>
-          <w:szCs w:val="28"/>
-        </w:rPr>
-        <w:t>:</w:t>
+        <w:t>Результат:</w:t>
       </w:r>
     </w:p>
     <w:p>
@@ -10233,19 +10069,7 @@
         <w:rPr>
           <w:szCs w:val="28"/>
         </w:rPr>
-        <w:t xml:space="preserve">Разделение ответственности: одна проверка </w:t>
-      </w:r>
-      <w:r>
-        <w:rPr>
-          <w:szCs w:val="28"/>
-        </w:rPr>
-        <w:t>-</w:t>
-      </w:r>
-      <w:r>
-        <w:rPr>
-          <w:szCs w:val="28"/>
-        </w:rPr>
-        <w:t xml:space="preserve"> один класс. Не монолитный метод с десятком </w:t>
+        <w:t xml:space="preserve">Разделение ответственности: одна проверка - один класс. Не монолитный метод с десятком </w:t>
       </w:r>
       <w:proofErr w:type="spellStart"/>
       <w:r>
@@ -19854,6 +19678,7 @@
   <w:style w:type="character" w:default="1" w:styleId="a0">
     <w:name w:val="Default Paragraph Font"/>
     <w:uiPriority w:val="1"/>
+    <w:semiHidden/>
     <w:unhideWhenUsed/>
   </w:style>
   <w:style w:type="table" w:default="1" w:styleId="a1">
